--- a/pz4/Земляник - ПЗ4 WBS, сетевой график и диаграмма Ганта TableMind.docx
+++ b/pz4/Земляник - ПЗ4 WBS, сетевой график и диаграмма Ганта TableMind.docx
@@ -1899,7 +1899,7 @@
                 <w:i w:val="0"/>
                 <w:sz w:val="20"/>
               </w:rPr>
-              <w:t>Надстройка Excel: проверка при правке, ghost-подсказки, Cmd-K</w:t>
+              <w:t>Надстройка Excel: проверка при правке и панель находок</w:t>
             </w:r>
           </w:p>
         </w:tc>
@@ -4020,7 +4020,7 @@
                 <w:i w:val="0"/>
                 <w:sz w:val="20"/>
               </w:rPr>
-              <w:t>Надстройка Excel: проверка при правке, ghost-подсказки, Cmd-K</w:t>
+              <w:t>Надстройка Excel: проверка при правке и панель находок</w:t>
             </w:r>
           </w:p>
         </w:tc>
@@ -5429,7 +5429,7 @@
                 <w:i w:val="0"/>
                 <w:sz w:val="20"/>
               </w:rPr>
-              <w:t>Надстройка Excel: проверка при правке, ghost-подсказки, Cmd-K</w:t>
+              <w:t>Надстройка Excel: проверка при правке и панель находок</w:t>
             </w:r>
           </w:p>
         </w:tc>
@@ -10277,7 +10277,7 @@
                 <w:i w:val="0"/>
                 <w:sz w:val="20"/>
               </w:rPr>
-              <w:t>Надстройка Excel: проверка при правке, ghost-подсказки, Cmd-K</w:t>
+              <w:t>Надстройка Excel: проверка при правке и панель находок</w:t>
             </w:r>
           </w:p>
         </w:tc>

--- a/pz4/Земляник - ПЗ4 WBS, сетевой график и диаграмма Ганта TableMind.docx
+++ b/pz4/Земляник - ПЗ4 WBS, сетевой график и диаграмма Ганта TableMind.docx
@@ -4571,7 +4571,7 @@
           <w:i w:val="0"/>
           <w:sz w:val="28"/>
         </w:rPr>
-        <w:t>Пример расчёта для работы 6,0: Te = (2 + 4 × 3 + 4,5) / 6 = 3,08 ≈ 3 мес.</w:t>
+        <w:t>Пример расчёта для работы 6.0: Te = (2 + 4 × 3 + 4,5) / 6 = 3,08 ≈ 3 мес.</w:t>
       </w:r>
     </w:p>
     <w:p>
@@ -8769,7 +8769,23 @@
           <w:i w:val="0"/>
           <w:sz w:val="28"/>
         </w:rPr>
-        <w:t>Некритические работы имеют резерв: 2.0 — 3 мес.; 4.0 — 1 мес.; 5.0 — 2 мес.; 7.0 — 1 мес.; 8.0 — 1 мес.; 10.0 — 1 мес.; 11.0 — 2 мес.. Их можно сдвинуть в пределах резерва без переноса даты завершения проекта.</w:t>
+        <w:t>Вероятностная оценка срока (PERT). Сумма неокруглённых Te критических работ — 12,42 мес., стандартное отклонение σ = √Σ((P − O) / 6)² = √0,50 = 0,71 мес. Вероятность завершить проект за 12 месяцев: z = (12 − 12,42) / 0,71 = −0,59, P ≈ 28%; срок с вероятностью 85% — 12,42 + 1,04 × 0,71 ≈ 13,15 мес. Значит, плановый срок напряжённый: запаса времени на критическом пути нет, поэтому риск R4 «Срыв сроков критического пути» имеет высокий приоритет, а меры по нему (контроль на воротах, перенос Should-функций в следующий релиз, резерв бюджета на усиление команды) заложены в реестр рисков.</w:t>
+      </w:r>
+    </w:p>
+    <w:p>
+      <w:pPr>
+        <w:spacing w:before="0" w:after="120" w:line="240" w:lineRule="auto"/>
+        <w:ind w:firstLine="709"/>
+        <w:jc w:val="both"/>
+      </w:pPr>
+      <w:r>
+        <w:rPr>
+          <w:rFonts w:ascii="Times New Roman" w:hAnsi="Times New Roman" w:eastAsia="Times New Roman" w:cs="Times New Roman"/>
+          <w:b w:val="0"/>
+          <w:i w:val="0"/>
+          <w:sz w:val="28"/>
+        </w:rPr>
+        <w:t>Некритические работы имеют резерв: 2.0 — 3 мес.; 4.0 — 1 мес.; 5.0 — 2 мес.; 7.0 — 1 мес.; 8.0 — 1 мес.; 10.0 — 1 мес.; 11.0 — 2 мес. Их можно сдвинуть в пределах резерва без переноса даты завершения проекта.</w:t>
       </w:r>
     </w:p>
     <w:p>
@@ -10686,7 +10702,7 @@
           <w:i w:val="0"/>
           <w:sz w:val="28"/>
         </w:rPr>
-        <w:t>Контрольные точки: Gate 1: ТЗ утверждено — 31.10.2026; Gate 2: MVP веб-аудита (закрытая бета) — 31.03.2027; Gate 3: бета v1 с надстройкой завершена — 31.07.2027; Gate 4: публичный релиз и закрытие проекта — 30.09.2027.</w:t>
+        <w:t>Контрольные точки: Gate 1: ТЗ утверждено — 31.10.2026; Gate 2: MVP веб-аудита (закрытая бета) — 31.03.2027; открытая бета веб-аудита с оплатой (после 11.0) — 01.05.2027; Gate 3: бета v1 с надстройкой завершена — 31.07.2027; Gate 4: публичный релиз и закрытие проекта — 30.09.2027.</w:t>
       </w:r>
     </w:p>
     <w:p>
@@ -10718,7 +10734,7 @@
           <w:i w:val="0"/>
           <w:sz w:val="28"/>
         </w:rPr>
-        <w:t>Проект TableMind декомпозирован на 15 работ; расчётная длительность — 12 месяцев, что соответствует сроку SMART-цели из ПЗ1 (завершение 30.09.2027) без запаса по времени на критическом пути.</w:t>
+        <w:t>Проект TableMind декомпозирован на 15 работ; расчётная длительность — 12 месяцев, что соответствует сроку SMART-цели из ПЗ1 (завершение 30.09.2027) без запаса по времени на критическом пути; вероятность уложиться в 12 месяцев по PERT — около 28%, поэтому срок контролируется на каждых воротах (риск R4).</w:t>
       </w:r>
     </w:p>
     <w:p>
@@ -10766,7 +10782,7 @@
           <w:i w:val="0"/>
           <w:sz w:val="28"/>
         </w:rPr>
-        <w:t>MVP веб-аудита выходит 31.03.2027, бета v1 с надстройкой завершается 31.07.2027, публичный релиз и закрытие проекта — сентябрь 2027.</w:t>
+        <w:t>MVP веб-аудита выходит 31.03.2027, с 01.05.2027 веб-аудит доступен всем в режиме открытой беты с оплатой, бета v1 с надстройкой завершается 31.07.2027, публичный релиз и закрытие проекта — сентябрь 2027.</w:t>
       </w:r>
     </w:p>
     <w:p>

--- a/pz4/Земляник - ПЗ4 WBS, сетевой график и диаграмма Ганта TableMind.docx
+++ b/pz4/Земляник - ПЗ4 WBS, сетевой график и диаграмма Ганта TableMind.docx
@@ -1775,7 +1775,7 @@
                 <w:i w:val="0"/>
                 <w:sz w:val="20"/>
               </w:rPr>
-              <w:t>AI-объяснения и исправления с повторной проверкой</w:t>
+              <w:t>AI-объяснения и исправления с повторной проверкой; экспорт xlsx и PDF-отчёта</w:t>
             </w:r>
           </w:p>
         </w:tc>
@@ -8769,7 +8769,7 @@
           <w:i w:val="0"/>
           <w:sz w:val="28"/>
         </w:rPr>
-        <w:t>Вероятностная оценка срока (PERT). Сумма неокруглённых Te критических работ — 12,42 мес., стандартное отклонение σ = √Σ((P − O) / 6)² = √0,50 = 0,71 мес. Вероятность завершить проект за 12 месяцев: z = (12 − 12,42) / 0,71 = −0,59, P ≈ 28%; срок с вероятностью 85% — 12,42 + 1,04 × 0,71 ≈ 13,15 мес. Значит, плановый срок напряжённый: запаса времени на критическом пути нет, поэтому риск R4 «Срыв сроков критического пути» имеет высокий приоритет, а меры по нему (контроль на воротах, перенос Should-функций в следующий релиз, резерв бюджета на усиление команды) заложены в реестр рисков.</w:t>
+        <w:t>Вероятностная оценка срока (PERT). Сумма неокруглённых Te критических работ — 12,42 мес., стандартное отклонение σ = √Σ((P − O) / 6)² = √0,50 = 0,71 мес. Вероятность завершить проект за 12 месяцев: z = (12 − 12,42) / 0,71 = −0,59, P ≈ 28%; срок с вероятностью 85% — 12,42 + 1,04 × 0,71 ≈ 13,15 мес. Значит, плановый срок напряжённый: запаса времени на критическом пути нет, поэтому риск R4 «Срыв сроков критического пути» имеет высокий приоритет, а меры по нему (контроль на воротах, второй бэкенд-разработчик и подрядчик на критические работы за счёт резерва, AI-агенты для типового кода) заложены в реестр рисков.</w:t>
       </w:r>
     </w:p>
     <w:p>
@@ -8905,7 +8905,7 @@
           <w:i w:val="0"/>
           <w:sz w:val="28"/>
         </w:rPr>
-        <w:t>Диаграмма Ганта построена по ранним срокам: по вертикали — работы, по горизонтали — месяцы с октября 2026 по сентябрь 2027, длина полосы — длительность работы. Работы критического пути выделены красным, резерв некритических работ — штриховкой, стрелки показывают последовательность и взаимосвязи работ. Та же диаграмма построена в выданном шаблоне «Планировщик проекта» (лист «Планировщик проекта», критические работы подсвечены автоматически).</w:t>
+        <w:t>Диаграмма Ганта построена по ранним срокам: по вертикали — работы, по горизонтали — месяцы с октября 2026 по сентябрь 2027, длина полосы — длительность работы. Работы критического пути выделены красным, резерв некритических работ — штриховкой, стрелки показывают последовательность и взаимосвязи работ. Та же диаграмма построена в выданном шаблоне «Планировщик проекта» (лист «Планировщик проекта», критические работы подсвечены автоматически). В планировщике периоды нумеруются с 1 (период 1 — октябрь 2026), поэтому его ранние и поздние сроки на 1 больше, чем в таблице 4, где отсчёт идёт от 0; длительности, резервы и критический путь совпадают.</w:t>
       </w:r>
     </w:p>
     <w:p>
@@ -10702,7 +10702,7 @@
           <w:i w:val="0"/>
           <w:sz w:val="28"/>
         </w:rPr>
-        <w:t>Контрольные точки: Gate 1: ТЗ утверждено — 31.10.2026; Gate 2: MVP веб-аудита (закрытая бета) — 31.03.2027; открытая бета веб-аудита с оплатой (после 11.0) — 01.05.2027; Gate 3: бета v1 с надстройкой завершена — 31.07.2027; Gate 4: публичный релиз и закрытие проекта — 30.09.2027.</w:t>
+        <w:t>Контрольные точки: Gate 1: ТЗ утверждено — 31.10.2026; Gate 2: MVP веб-аудита (закрытая бета) — 31.03.2027; открытая бета веб-аудита с оплатой (после 10.0 и 11.0) — 01.06.2027; Gate 3: бета v1 с надстройкой завершена — 31.07.2027; Gate 4: публичный релиз и закрытие проекта — 30.09.2027.</w:t>
       </w:r>
     </w:p>
     <w:p>
@@ -10782,7 +10782,7 @@
           <w:i w:val="0"/>
           <w:sz w:val="28"/>
         </w:rPr>
-        <w:t>MVP веб-аудита выходит 31.03.2027, с 01.05.2027 веб-аудит доступен всем в режиме открытой беты с оплатой, бета v1 с надстройкой завершается 31.07.2027, публичный релиз и закрытие проекта — сентябрь 2027.</w:t>
+        <w:t>MVP веб-аудита выходит 31.03.2027, с 01.06.2027 веб-аудит доступен всем в режиме открытой беты с оплатой, бета v1 с надстройкой завершается 31.07.2027, публичный релиз и закрытие проекта — сентябрь 2027.</w:t>
       </w:r>
     </w:p>
     <w:p>

--- a/pz4/Земляник - ПЗ4 WBS, сетевой график и диаграмма Ганта TableMind.docx
+++ b/pz4/Земляник - ПЗ4 WBS, сетевой график и диаграмма Ганта TableMind.docx
@@ -743,7 +743,7 @@
           <w:i w:val="0"/>
           <w:sz w:val="28"/>
         </w:rPr>
-        <w:t>Цель работы — построить иерархическую структуру работ (WBS), оценить длительности, определить взаимосвязи, рассчитать ранние и поздние сроки, резервы и критический путь, построить сетевой график и диаграмму Ганта. Единица времени — месяц. Расчёты выполнены в Excel-файле «Планировщик проекта на основе диаграммы Ганта» (выданный шаблон) и продублированы в книге-приложении с формулами PERT и CPM.</w:t>
+        <w:t>Цель работы — построить иерархическую структуру работ (WBS), оценить длительности, определить взаимосвязи, рассчитать ранние и поздние сроки, резервы и критический путь, построить сетевой график и диаграмму Ганта. Единица времени — месяц. Расчёты выполнены в Excel-файле «Земляник - Диаграмма Ганта.xlsx» (выданный шаблон «Планировщик проекта на основе диаграммы Ганта») и продублированы в книге-приложении с формулами PERT и CPM.</w:t>
       </w:r>
     </w:p>
     <w:p>
@@ -8769,7 +8769,7 @@
           <w:i w:val="0"/>
           <w:sz w:val="28"/>
         </w:rPr>
-        <w:t>Вероятностная оценка срока (PERT). Сумма неокруглённых Te критических работ — 12,42 мес., стандартное отклонение σ = √Σ((P − O) / 6)² = √0,50 = 0,71 мес. Вероятность завершить проект за 12 месяцев: z = (12 − 12,42) / 0,71 = −0,59, P ≈ 28%; срок с вероятностью 85% — 12,42 + 1,04 × 0,71 ≈ 13,15 мес. Значит, плановый срок напряжённый: запаса времени на критическом пути нет, поэтому риск R4 «Срыв сроков критического пути» имеет высокий приоритет, а меры по нему (контроль на воротах, второй бэкенд-разработчик и подрядчик на критические работы за счёт резерва, AI-агенты для типового кода) заложены в реестр рисков.</w:t>
+        <w:t>Вероятностная оценка срока (PERT). Сумма неокруглённых Te критических работ — 12,42 мес., стандартное отклонение σ = √Σ((P − O) / 6)² = √0,50 = 0,71 мес. Вероятность завершить проект за 12 месяцев: z = (12 − 12,42) / 0,71 = −0,59, P ≈ 28%; срок с вероятностью 85% — 12,42 + 1,04 × 0,71 ≈ 13,15 мес. Значит, плановый срок напряжённый: запаса времени на критическом пути нет, поэтому риск R4 «Срыв сроков критического пути» имеет высокий приоритет, а меры по нему (контроль на воротах, подключение бэкенд-разработчика 1 к работам ядра и надстройки и подрядчик за счёт резерва, AI-агенты для типового кода) заложены в реестр рисков.</w:t>
       </w:r>
     </w:p>
     <w:p>
